--- a/rapports/2026-06-06/EQ20/EQ20_enq3_v2/DR_053202020003/42-30-36-90.docx
+++ b/rapports/2026-06-06/EQ20/EQ20_enq3_v2/DR_053202020003/42-30-36-90.docx
@@ -297,7 +297,7 @@
           <w:color w:val="1F6FEB"/>
           <w:sz w:val="22"/>
         </w:rPr>
-        <w:t>⚠ INCOHÉRENCES À CORRIGER (114)</w:t>
+        <w:t>⚠ INCOHÉRENCES À CORRIGER (110)</w:t>
       </w:r>
     </w:p>
     <w:tbl>
@@ -1835,7 +1835,7 @@
                 <w:i w:val="0"/>
                 <w:sz w:val="17"/>
               </w:rPr>
-              <w:t>Incohérence!!! seulement les écoles privées paient les frais de scolarité (y compris les frais d'inscription).</w:t>
+              <w:t>Incohérent!! Le niveau d'instruction déclaré par l'un des enfants () au niveau de la section 1 de AMINATA NIANE diffère de celui donné par AMINATA NIANE lui-même qui affirme ne pas avoir frequenté l'école formelle.</w:t>
             </w:r>
           </w:p>
         </w:tc>
@@ -1925,7 +1925,7 @@
                 <w:i w:val="0"/>
                 <w:sz w:val="17"/>
               </w:rPr>
-              <w:t>Incohérent!! Le niveau d'instruction déclaré par l'un des enfants () au niveau de la section 1 de AMINATA NIANE diffère de celui donné par AMINATA NIANE lui-même qui affirme ne pas avoir frequenté l'école formelle.</w:t>
+              <w:t>Incohérent!! Le niveau d'instruction déclaré par l'un des enfants () au niveau de la section 1 de COUMBA NDOM diffère de celui donné par COUMBA NDOM lui-même qui affirme ne pas avoir frequenté l'école formelle.</w:t>
             </w:r>
           </w:p>
         </w:tc>
@@ -2015,7 +2015,7 @@
                 <w:i w:val="0"/>
                 <w:sz w:val="17"/>
               </w:rPr>
-              <w:t>Incohérent!! Le niveau d'instruction déclaré par l'un des enfants () au niveau de la section 1 de COUMBA NDOM diffère de celui donné par COUMBA NDOM lui-même qui affirme ne pas avoir frequenté l'école formelle.</w:t>
+              <w:t>Incohérent!! Le niveau d'instruction déclaré par l'un des enfants () au niveau de la section 1 de HABY NDOM diffère de celui donné par HABY NDOM lui-même qui affirme ne pas avoir frequenté l'école formelle.</w:t>
             </w:r>
           </w:p>
         </w:tc>
@@ -2105,7 +2105,7 @@
                 <w:i w:val="0"/>
                 <w:sz w:val="17"/>
               </w:rPr>
-              <w:t>Incohérent!! Le niveau d'instruction déclaré par l'un des enfants () au niveau de la section 1 de HABY NDOM diffère de celui donné par HABY NDOM lui-même qui affirme ne pas avoir frequenté l'école formelle.</w:t>
+              <w:t>Incohérent!! Le niveau d'instruction déclaré par l'un des enfants () au niveau de la section 1 de MAMADOU  NDOM diffère de celui donné par MAMADOU  NDOM lui-même qui affirme ne pas avoir frequenté l'école formelle.</w:t>
             </w:r>
           </w:p>
         </w:tc>
@@ -2195,7 +2195,7 @@
                 <w:i w:val="0"/>
                 <w:sz w:val="17"/>
               </w:rPr>
-              <w:t>Incohérent!! Le niveau d'instruction déclaré par l'un des enfants () au niveau de la section 1 de MAMADOU  NDOM diffère de celui donné par MAMADOU  NDOM lui-même qui affirme ne pas avoir frequenté l'école formelle.</w:t>
+              <w:t>Incohérent!! Le niveau d'instruction déclaré par l'un des enfants () au niveau de la section 1 de THIERNO NDOM diffère de celui donné par THIERNO NDOM lui-même qui affirme ne pas avoir frequenté l'école formelle.</w:t>
             </w:r>
           </w:p>
         </w:tc>
@@ -2228,7 +2228,7 @@
                 <w:i w:val="0"/>
                 <w:sz w:val="16"/>
               </w:rPr>
-              <w:t>S02</w:t>
+              <w:t>S03</w:t>
               <w:br/>
             </w:r>
             <w:r>
@@ -2238,7 +2238,7 @@
                 <w:color w:val="64748B"/>
                 <w:sz w:val="14"/>
               </w:rPr>
-              <w:t>Éducation</w:t>
+              <w:t>Santé</w:t>
             </w:r>
           </w:p>
         </w:tc>
@@ -2285,7 +2285,7 @@
                 <w:i w:val="0"/>
                 <w:sz w:val="17"/>
               </w:rPr>
-              <w:t>Incohérent!! Le niveau d'instruction déclaré par l'un des enfants () au niveau de la section 1 de THIERNO NDOM diffère de celui donné par THIERNO NDOM lui-même qui affirme ne pas avoir frequenté l'école formelle.</w:t>
+              <w:t>Avertissement!!! La distance parcourue (10 Km ou plus) et le temps (De 15 à moins de 30 mn) donné par SIRA NIANE semble incoherent pour accéder au lieu de la consultation.</w:t>
             </w:r>
           </w:p>
         </w:tc>
@@ -2318,7 +2318,7 @@
                 <w:i w:val="0"/>
                 <w:sz w:val="16"/>
               </w:rPr>
-              <w:t>S03</w:t>
+              <w:t>S11</w:t>
               <w:br/>
             </w:r>
             <w:r>
@@ -2328,7 +2328,7 @@
                 <w:color w:val="64748B"/>
                 <w:sz w:val="14"/>
               </w:rPr>
-              <w:t>Santé</w:t>
+              <w:t>Logement / cadre de vie</w:t>
             </w:r>
           </w:p>
         </w:tc>
@@ -2344,7 +2344,7 @@
                 <w:color w:val="16A34A"/>
                 <w:sz w:val="16"/>
               </w:rPr>
-              <w:t>—</w:t>
+              <w:t>s01q07, s01q08, s02q20, s02q22, s03q07, s02q29, s04q19, s13q02</w:t>
             </w:r>
           </w:p>
         </w:tc>
@@ -2375,7 +2375,7 @@
                 <w:i w:val="0"/>
                 <w:sz w:val="17"/>
               </w:rPr>
-              <w:t>Avertissement!!! La distance parcourue (10 Km ou plus) et le temps (De 15 à moins de 30 mn) donné par SIRA NIANE semble incoherent pour accéder au lieu de la consultation.</w:t>
+              <w:t>Avertissement!! Le montant supporté (25000 FCFA) par le ménage pour cette source d’énergie (Bois de chauffe) à TAMBACOUNDA Rural au cours des 30 derniers jours semble incoherent, prière de confirmer ou corriger.</w:t>
             </w:r>
           </w:p>
         </w:tc>
@@ -2390,10 +2390,10 @@
               <w:rPr>
                 <w:b/>
                 <w:i w:val="0"/>
-                <w:color w:val="DC2626"/>
-                <w:sz w:val="16"/>
-              </w:rPr>
-              <w:t>Haute</w:t>
+                <w:color w:val="EA580C"/>
+                <w:sz w:val="16"/>
+              </w:rPr>
+              <w:t>Moyenne</w:t>
             </w:r>
           </w:p>
         </w:tc>
@@ -2408,7 +2408,7 @@
                 <w:i w:val="0"/>
                 <w:sz w:val="16"/>
               </w:rPr>
-              <w:t>S11</w:t>
+              <w:t>S00</w:t>
               <w:br/>
             </w:r>
             <w:r>
@@ -2418,7 +2418,7 @@
                 <w:color w:val="64748B"/>
                 <w:sz w:val="14"/>
               </w:rPr>
-              <w:t>Logement / cadre de vie</w:t>
+              <w:t>Identification</w:t>
             </w:r>
           </w:p>
         </w:tc>
@@ -2434,7 +2434,7 @@
                 <w:color w:val="16A34A"/>
                 <w:sz w:val="16"/>
               </w:rPr>
-              <w:t>s01q07, s01q08, s02q20, s02q22, s03q07, s02q29, s04q19, s13q02</w:t>
+              <w:t>—</w:t>
             </w:r>
           </w:p>
         </w:tc>
@@ -2465,7 +2465,7 @@
                 <w:i w:val="0"/>
                 <w:sz w:val="17"/>
               </w:rPr>
-              <w:t>Avertissement!! Le montant supporté (25000 FCFA) par le ménage pour cette source d’énergie (Bois de chauffe) à TAMBACOUNDA Rural au cours des 30 derniers jours semble incoherent, prière de confirmer ou corriger.</w:t>
+              <w:t>L'adresse ou la localisation du ménage doit être bien renseignée, ne doit pas contenir des numéros de téléphone et elle semble courte pour être une adresse.</w:t>
             </w:r>
           </w:p>
         </w:tc>
@@ -2524,7 +2524,7 @@
                 <w:color w:val="16A34A"/>
                 <w:sz w:val="16"/>
               </w:rPr>
-              <w:t>—</w:t>
+              <w:t>s00q12a, s00q12b</w:t>
             </w:r>
           </w:p>
         </w:tc>
@@ -2555,7 +2555,7 @@
                 <w:i w:val="0"/>
                 <w:sz w:val="17"/>
               </w:rPr>
-              <w:t>L'adresse ou la localisation du ménage doit être bien renseignée, ne doit pas contenir des numéros de téléphone et elle semble courte pour être une adresse.</w:t>
+              <w:t>Prière de renseigner la bonne adresse.Attention! Veillez bien renseigner le deuxième numero du chef de ménage(0.12b).</w:t>
             </w:r>
           </w:p>
         </w:tc>
@@ -2588,7 +2588,7 @@
                 <w:i w:val="0"/>
                 <w:sz w:val="16"/>
               </w:rPr>
-              <w:t>S00</w:t>
+              <w:t>S01</w:t>
               <w:br/>
             </w:r>
             <w:r>
@@ -2598,7 +2598,7 @@
                 <w:color w:val="64748B"/>
                 <w:sz w:val="14"/>
               </w:rPr>
-              <w:t>Identification</w:t>
+              <w:t>Démographie</w:t>
             </w:r>
           </w:p>
         </w:tc>
@@ -2614,7 +2614,7 @@
                 <w:color w:val="16A34A"/>
                 <w:sz w:val="16"/>
               </w:rPr>
-              <w:t>s00q12a, s00q12b</w:t>
+              <w:t>—</w:t>
             </w:r>
           </w:p>
         </w:tc>
@@ -2645,7 +2645,7 @@
                 <w:i w:val="0"/>
                 <w:sz w:val="17"/>
               </w:rPr>
-              <w:t>Prière de renseigner la bonne adresse.Attention! Veillez bien renseigner le deuxième numero du chef de ménage(0.12b).</w:t>
+              <w:t>Prière de verifier l'information donnée par ABLAYE NDOM ou corriger au niveau de la section 1.</w:t>
             </w:r>
           </w:p>
         </w:tc>
@@ -2735,7 +2735,7 @@
                 <w:i w:val="0"/>
                 <w:sz w:val="17"/>
               </w:rPr>
-              <w:t>Prière de verifier l'information donnée par ABLAYE NDOM ou corriger au niveau de la section 1.</w:t>
+              <w:t>Prière de verifier l'information donnée par MOUSTAPHA NDOM ou corriger au niveau de la section 1.</w:t>
             </w:r>
           </w:p>
         </w:tc>
@@ -2825,7 +2825,7 @@
                 <w:i w:val="0"/>
                 <w:sz w:val="17"/>
               </w:rPr>
-              <w:t>Prière de verifier l'information donnée par MOUSTAPHA NDOM ou corriger au niveau de la section 1.</w:t>
+              <w:t>Prière de verifier l'information donnée par SAMBA NDOM ou corriger au niveau de la section 1.</w:t>
             </w:r>
           </w:p>
         </w:tc>
@@ -2915,7 +2915,7 @@
                 <w:i w:val="0"/>
                 <w:sz w:val="17"/>
               </w:rPr>
-              <w:t>Prière de verifier l'information donnée par SAMBA NDOM ou corriger au niveau de la section 1.</w:t>
+              <w:t>Prière de verifier l'information donnée par THIERNO NDOM ou corriger au niveau de la section 1.</w:t>
             </w:r>
           </w:p>
         </w:tc>
@@ -3005,7 +3005,7 @@
                 <w:i w:val="0"/>
                 <w:sz w:val="17"/>
               </w:rPr>
-              <w:t>Prière de verifier l'information donnée par THIERNO NDOM ou corriger au niveau de la section 1.</w:t>
+              <w:t>Prière de verifier l'information donnée par YAYA NDOM ou corriger au niveau de la section 1.</w:t>
             </w:r>
           </w:p>
         </w:tc>
@@ -3064,7 +3064,7 @@
                 <w:color w:val="16A34A"/>
                 <w:sz w:val="16"/>
               </w:rPr>
-              <w:t>—</w:t>
+              <w:t>s01q10_1</w:t>
             </w:r>
           </w:p>
         </w:tc>
@@ -3095,367 +3095,7 @@
                 <w:i w:val="0"/>
                 <w:sz w:val="17"/>
               </w:rPr>
-              <w:t>Prière de verifier l'information donnée par YAYA NDOM ou corriger au niveau de la section 1.</w:t>
-            </w:r>
-          </w:p>
-        </w:tc>
-      </w:tr>
-      <w:tr>
-        <w:tc>
-          <w:tcPr>
-            <w:tcW w:type="dxa" w:w="964"/>
-          </w:tcPr>
-          <w:p>
-            <w:r>
-              <w:rPr>
-                <w:b/>
-                <w:i w:val="0"/>
-                <w:color w:val="EA580C"/>
-                <w:sz w:val="16"/>
-              </w:rPr>
-              <w:t>Moyenne</w:t>
-            </w:r>
-          </w:p>
-        </w:tc>
-        <w:tc>
-          <w:tcPr>
-            <w:tcW w:type="dxa" w:w="1247"/>
-          </w:tcPr>
-          <w:p>
-            <w:r>
-              <w:rPr>
-                <w:b/>
-                <w:i w:val="0"/>
-                <w:sz w:val="16"/>
-              </w:rPr>
-              <w:t>S01</w:t>
-              <w:br/>
-            </w:r>
-            <w:r>
-              <w:rPr>
-                <w:b w:val="0"/>
-                <w:i w:val="0"/>
-                <w:color w:val="64748B"/>
-                <w:sz w:val="14"/>
-              </w:rPr>
-              <w:t>Démographie</w:t>
-            </w:r>
-          </w:p>
-        </w:tc>
-        <w:tc>
-          <w:tcPr>
-            <w:tcW w:type="dxa" w:w="1531"/>
-          </w:tcPr>
-          <w:p>
-            <w:r>
-              <w:rPr>
-                <w:b/>
-                <w:i w:val="0"/>
-                <w:color w:val="16A34A"/>
-                <w:sz w:val="16"/>
-              </w:rPr>
-              <w:t>s01q10_1</w:t>
-            </w:r>
-          </w:p>
-        </w:tc>
-        <w:tc>
-          <w:tcPr>
-            <w:tcW w:type="dxa" w:w="1191"/>
-          </w:tcPr>
-          <w:p>
-            <w:r>
-              <w:rPr>
-                <w:b w:val="0"/>
-                <w:i w:val="0"/>
-                <w:color w:val="64748B"/>
-                <w:sz w:val="16"/>
-              </w:rPr>
-              <w:t>GT-CQ</w:t>
-            </w:r>
-          </w:p>
-        </w:tc>
-        <w:tc>
-          <w:tcPr>
-            <w:tcW w:type="dxa" w:w="4706"/>
-          </w:tcPr>
-          <w:p>
-            <w:r>
-              <w:rPr>
-                <w:b w:val="0"/>
-                <w:i w:val="0"/>
-                <w:sz w:val="17"/>
-              </w:rPr>
               <w:t>La taille du ménage lors de l'enquête principale (13) de ce ménage est inférieur à la taille du denombrement (15), prière de fournir des explications concrètes ou aller revisiter le ménage.</w:t>
-            </w:r>
-          </w:p>
-        </w:tc>
-      </w:tr>
-      <w:tr>
-        <w:tc>
-          <w:tcPr>
-            <w:tcW w:type="dxa" w:w="964"/>
-          </w:tcPr>
-          <w:p>
-            <w:r>
-              <w:rPr>
-                <w:b/>
-                <w:i w:val="0"/>
-                <w:color w:val="EA580C"/>
-                <w:sz w:val="16"/>
-              </w:rPr>
-              <w:t>Moyenne</w:t>
-            </w:r>
-          </w:p>
-        </w:tc>
-        <w:tc>
-          <w:tcPr>
-            <w:tcW w:type="dxa" w:w="1247"/>
-          </w:tcPr>
-          <w:p>
-            <w:r>
-              <w:rPr>
-                <w:b/>
-                <w:i w:val="0"/>
-                <w:sz w:val="16"/>
-              </w:rPr>
-              <w:t>S02</w:t>
-              <w:br/>
-            </w:r>
-            <w:r>
-              <w:rPr>
-                <w:b w:val="0"/>
-                <w:i w:val="0"/>
-                <w:color w:val="64748B"/>
-                <w:sz w:val="14"/>
-              </w:rPr>
-              <w:t>Éducation</w:t>
-            </w:r>
-          </w:p>
-        </w:tc>
-        <w:tc>
-          <w:tcPr>
-            <w:tcW w:type="dxa" w:w="1531"/>
-          </w:tcPr>
-          <w:p>
-            <w:r>
-              <w:rPr>
-                <w:b/>
-                <w:i w:val="0"/>
-                <w:color w:val="16A34A"/>
-                <w:sz w:val="16"/>
-              </w:rPr>
-              <w:t>—</w:t>
-            </w:r>
-          </w:p>
-        </w:tc>
-        <w:tc>
-          <w:tcPr>
-            <w:tcW w:type="dxa" w:w="1191"/>
-          </w:tcPr>
-          <w:p>
-            <w:r>
-              <w:rPr>
-                <w:b w:val="0"/>
-                <w:i w:val="0"/>
-                <w:color w:val="64748B"/>
-                <w:sz w:val="16"/>
-              </w:rPr>
-              <w:t>GT-CQ</w:t>
-            </w:r>
-          </w:p>
-        </w:tc>
-        <w:tc>
-          <w:tcPr>
-            <w:tcW w:type="dxa" w:w="4706"/>
-          </w:tcPr>
-          <w:p>
-            <w:r>
-              <w:rPr>
-                <w:b w:val="0"/>
-                <w:i w:val="0"/>
-                <w:sz w:val="17"/>
-              </w:rPr>
-              <w:t>veuillez, s'il vous plait, confirmer les frais de scolarité ( 1000 FCFA) payée de ABLAYE NDOM avec le QG ou apporter les corrections nécessaires.</w:t>
-            </w:r>
-          </w:p>
-        </w:tc>
-      </w:tr>
-      <w:tr>
-        <w:tc>
-          <w:tcPr>
-            <w:tcW w:type="dxa" w:w="964"/>
-          </w:tcPr>
-          <w:p>
-            <w:r>
-              <w:rPr>
-                <w:b/>
-                <w:i w:val="0"/>
-                <w:color w:val="EA580C"/>
-                <w:sz w:val="16"/>
-              </w:rPr>
-              <w:t>Moyenne</w:t>
-            </w:r>
-          </w:p>
-        </w:tc>
-        <w:tc>
-          <w:tcPr>
-            <w:tcW w:type="dxa" w:w="1247"/>
-          </w:tcPr>
-          <w:p>
-            <w:r>
-              <w:rPr>
-                <w:b/>
-                <w:i w:val="0"/>
-                <w:sz w:val="16"/>
-              </w:rPr>
-              <w:t>S02</w:t>
-              <w:br/>
-            </w:r>
-            <w:r>
-              <w:rPr>
-                <w:b w:val="0"/>
-                <w:i w:val="0"/>
-                <w:color w:val="64748B"/>
-                <w:sz w:val="14"/>
-              </w:rPr>
-              <w:t>Éducation</w:t>
-            </w:r>
-          </w:p>
-        </w:tc>
-        <w:tc>
-          <w:tcPr>
-            <w:tcW w:type="dxa" w:w="1531"/>
-          </w:tcPr>
-          <w:p>
-            <w:r>
-              <w:rPr>
-                <w:b/>
-                <w:i w:val="0"/>
-                <w:color w:val="16A34A"/>
-                <w:sz w:val="16"/>
-              </w:rPr>
-              <w:t>—</w:t>
-            </w:r>
-          </w:p>
-        </w:tc>
-        <w:tc>
-          <w:tcPr>
-            <w:tcW w:type="dxa" w:w="1191"/>
-          </w:tcPr>
-          <w:p>
-            <w:r>
-              <w:rPr>
-                <w:b w:val="0"/>
-                <w:i w:val="0"/>
-                <w:color w:val="64748B"/>
-                <w:sz w:val="16"/>
-              </w:rPr>
-              <w:t>GT-CQ</w:t>
-            </w:r>
-          </w:p>
-        </w:tc>
-        <w:tc>
-          <w:tcPr>
-            <w:tcW w:type="dxa" w:w="4706"/>
-          </w:tcPr>
-          <w:p>
-            <w:r>
-              <w:rPr>
-                <w:b w:val="0"/>
-                <w:i w:val="0"/>
-                <w:sz w:val="17"/>
-              </w:rPr>
-              <w:t>veuillez, s'il vous plait, confirmer les frais de scolarité ( 1000 FCFA) payée de HABY NDOM 2 avec le QG ou apporter les corrections nécessaires.</w:t>
-            </w:r>
-          </w:p>
-        </w:tc>
-      </w:tr>
-      <w:tr>
-        <w:tc>
-          <w:tcPr>
-            <w:tcW w:type="dxa" w:w="964"/>
-          </w:tcPr>
-          <w:p>
-            <w:r>
-              <w:rPr>
-                <w:b/>
-                <w:i w:val="0"/>
-                <w:color w:val="EA580C"/>
-                <w:sz w:val="16"/>
-              </w:rPr>
-              <w:t>Moyenne</w:t>
-            </w:r>
-          </w:p>
-        </w:tc>
-        <w:tc>
-          <w:tcPr>
-            <w:tcW w:type="dxa" w:w="1247"/>
-          </w:tcPr>
-          <w:p>
-            <w:r>
-              <w:rPr>
-                <w:b/>
-                <w:i w:val="0"/>
-                <w:sz w:val="16"/>
-              </w:rPr>
-              <w:t>S02</w:t>
-              <w:br/>
-            </w:r>
-            <w:r>
-              <w:rPr>
-                <w:b w:val="0"/>
-                <w:i w:val="0"/>
-                <w:color w:val="64748B"/>
-                <w:sz w:val="14"/>
-              </w:rPr>
-              <w:t>Éducation</w:t>
-            </w:r>
-          </w:p>
-        </w:tc>
-        <w:tc>
-          <w:tcPr>
-            <w:tcW w:type="dxa" w:w="1531"/>
-          </w:tcPr>
-          <w:p>
-            <w:r>
-              <w:rPr>
-                <w:b/>
-                <w:i w:val="0"/>
-                <w:color w:val="16A34A"/>
-                <w:sz w:val="16"/>
-              </w:rPr>
-              <w:t>—</w:t>
-            </w:r>
-          </w:p>
-        </w:tc>
-        <w:tc>
-          <w:tcPr>
-            <w:tcW w:type="dxa" w:w="1191"/>
-          </w:tcPr>
-          <w:p>
-            <w:r>
-              <w:rPr>
-                <w:b w:val="0"/>
-                <w:i w:val="0"/>
-                <w:color w:val="64748B"/>
-                <w:sz w:val="16"/>
-              </w:rPr>
-              <w:t>GT-CQ</w:t>
-            </w:r>
-          </w:p>
-        </w:tc>
-        <w:tc>
-          <w:tcPr>
-            <w:tcW w:type="dxa" w:w="4706"/>
-          </w:tcPr>
-          <w:p>
-            <w:r>
-              <w:rPr>
-                <w:b w:val="0"/>
-                <w:i w:val="0"/>
-                <w:sz w:val="17"/>
-              </w:rPr>
-              <w:t>veuillez, s'il vous plait, confirmer les frais de scolarité ( 1000 FCFA) payée de YAYA NDOM avec le QG ou apporter les corrections nécessaires.</w:t>
             </w:r>
           </w:p>
         </w:tc>
